--- a/rapports/2026-06-06/EQ23/EQ23_sup_v2/DR_malforme_1_22101E_11/59-93-00-05.docx
+++ b/rapports/2026-06-06/EQ23/EQ23_sup_v2/DR_malforme_1_22101E_11/59-93-00-05.docx
@@ -297,7 +297,7 @@
           <w:color w:val="1F6FEB"/>
           <w:sz w:val="22"/>
         </w:rPr>
-        <w:t>⚠ INCOHÉRENCES À CORRIGER (59)</w:t>
+        <w:t>⚠ INCOHÉRENCES À CORRIGER (56)</w:t>
       </w:r>
     </w:p>
     <w:tbl>
@@ -518,7 +518,7 @@
                 <w:i w:val="0"/>
                 <w:sz w:val="16"/>
               </w:rPr>
-              <w:t>S02</w:t>
+              <w:t>S16</w:t>
               <w:br/>
             </w:r>
             <w:r>
@@ -528,7 +528,7 @@
                 <w:color w:val="64748B"/>
                 <w:sz w:val="14"/>
               </w:rPr>
-              <w:t>Éducation</w:t>
+              <w:t>Agriculture</w:t>
             </w:r>
           </w:p>
         </w:tc>
@@ -544,7 +544,7 @@
                 <w:color w:val="16A34A"/>
                 <w:sz w:val="16"/>
               </w:rPr>
-              <w:t>—</w:t>
+              <w:t>s00q28, s01q28, s01q29, s01q30, s02q01__1, s02q02__1, s03q19, s04q32</w:t>
             </w:r>
           </w:p>
         </w:tc>
@@ -575,7 +575,7 @@
                 <w:i w:val="0"/>
                 <w:sz w:val="17"/>
               </w:rPr>
-              <w:t>Incohérence!!! seulement les écoles privées paient les frais de scolarité (y compris les frais d'inscription).</w:t>
+              <w:t>Incoherence! Le nombre de minutes (240 minutes) pour se rendre dans la parcelle parcelles1 est trop élevé, prière de corriger.</w:t>
             </w:r>
           </w:p>
         </w:tc>
@@ -634,7 +634,7 @@
                 <w:color w:val="16A34A"/>
                 <w:sz w:val="16"/>
               </w:rPr>
-              <w:t>s00q28, s01q28, s01q29, s01q30, s02q01__1, s02q02__1, s03q19, s04q32</w:t>
+              <w:t>s16dq05a, s16dq05c</w:t>
             </w:r>
           </w:p>
         </w:tc>
@@ -665,7 +665,7 @@
                 <w:i w:val="0"/>
                 <w:sz w:val="17"/>
               </w:rPr>
-              <w:t>Incoherence! Le nombre de minutes (240 minutes) pour se rendre dans la parcelle parcelles1 est trop élevé, prière de corriger.</w:t>
+              <w:t>La quantité de s16dq05a estimée en Kg est incohérente avec la prise dans la question s16dq05c, prière de bien estimer et mettre la valeur exacte.</w:t>
             </w:r>
           </w:p>
         </w:tc>
@@ -698,7 +698,7 @@
                 <w:i w:val="0"/>
                 <w:sz w:val="16"/>
               </w:rPr>
-              <w:t>S16</w:t>
+              <w:t>S17</w:t>
               <w:br/>
             </w:r>
             <w:r>
@@ -708,7 +708,7 @@
                 <w:color w:val="64748B"/>
                 <w:sz w:val="14"/>
               </w:rPr>
-              <w:t>Agriculture</w:t>
+              <w:t>Élevage</w:t>
             </w:r>
           </w:p>
         </w:tc>
@@ -724,7 +724,7 @@
                 <w:color w:val="16A34A"/>
                 <w:sz w:val="16"/>
               </w:rPr>
-              <w:t>s16dq05a, s16dq05c</w:t>
+              <w:t>s01q63, s00q04, s02q25, s04q17, s04q21, s01q32, s01q37, s04q46</w:t>
             </w:r>
           </w:p>
         </w:tc>
@@ -755,7 +755,7 @@
                 <w:i w:val="0"/>
                 <w:sz w:val="17"/>
               </w:rPr>
-              <w:t>La quantité de s16dq05a estimée en Kg est incohérente avec la prise dans la question s16dq05c, prière de bien estimer et mettre la valeur exacte.</w:t>
+              <w:t>Incoherent!!! Abdou Aziz Ba est un Agriculteurs et éleveurs, subsistance mais ne possède et n'élève pas d'animaux, prière de reprendre la section 17 ou fournir des explications concrètent.</w:t>
             </w:r>
           </w:p>
         </w:tc>
@@ -770,10 +770,10 @@
               <w:rPr>
                 <w:b/>
                 <w:i w:val="0"/>
-                <w:color w:val="DC2626"/>
+                <w:color w:val="EA580C"/>
                 <w:sz w:val="16"/>
               </w:rPr>
-              <w:t>Haute</w:t>
+              <w:t>Moyenne</w:t>
             </w:r>
           </w:p>
         </w:tc>
@@ -788,7 +788,7 @@
                 <w:i w:val="0"/>
                 <w:sz w:val="16"/>
               </w:rPr>
-              <w:t>S17</w:t>
+              <w:t>S00</w:t>
               <w:br/>
             </w:r>
             <w:r>
@@ -798,7 +798,7 @@
                 <w:color w:val="64748B"/>
                 <w:sz w:val="14"/>
               </w:rPr>
-              <w:t>Élevage</w:t>
+              <w:t>Identification</w:t>
             </w:r>
           </w:p>
         </w:tc>
@@ -814,7 +814,7 @@
                 <w:color w:val="16A34A"/>
                 <w:sz w:val="16"/>
               </w:rPr>
-              <w:t>s01q63, s00q04, s02q25, s04q17, s04q21, s01q32, s01q37, s04q46</w:t>
+              <w:t>s00q27</w:t>
             </w:r>
           </w:p>
         </w:tc>
@@ -845,7 +845,7 @@
                 <w:i w:val="0"/>
                 <w:sz w:val="17"/>
               </w:rPr>
-              <w:t>Incoherent!!! Abdou Aziz Ba est un Agriculteurs et éleveurs, subsistance mais ne possède et n'élève pas d'animaux, prière de reprendre la section 17 ou fournir des explications concrètent.</w:t>
+              <w:t>Le questionnaire semble ne pas être complètement fini mais le questionnaire est en statut complet, prière de compléter le questionnaire.</w:t>
             </w:r>
           </w:p>
         </w:tc>
@@ -904,7 +904,7 @@
                 <w:color w:val="16A34A"/>
                 <w:sz w:val="16"/>
               </w:rPr>
-              <w:t>s00q27</w:t>
+              <w:t>—</w:t>
             </w:r>
           </w:p>
         </w:tc>
@@ -935,7 +935,7 @@
                 <w:i w:val="0"/>
                 <w:sz w:val="17"/>
               </w:rPr>
-              <w:t>Le questionnaire semble ne pas être complètement fini mais le questionnaire est en statut complet, prière de compléter le questionnaire.</w:t>
+              <w:t>L'adresse ou la localisation du ménage doit être bien renseignée, ne doit pas contenir des numéros de téléphone et elle semble courte pour être une adresse.</w:t>
             </w:r>
           </w:p>
         </w:tc>
@@ -1025,7 +1025,7 @@
                 <w:i w:val="0"/>
                 <w:sz w:val="17"/>
               </w:rPr>
-              <w:t>L'adresse ou la localisation du ménage doit être bien renseignée, ne doit pas contenir des numéros de téléphone et elle semble courte pour être une adresse.</w:t>
+              <w:t>Prière de renseigner la bonne adresse.</w:t>
             </w:r>
           </w:p>
         </w:tc>
@@ -1058,7 +1058,7 @@
                 <w:i w:val="0"/>
                 <w:sz w:val="16"/>
               </w:rPr>
-              <w:t>S00</w:t>
+              <w:t>S01</w:t>
               <w:br/>
             </w:r>
             <w:r>
@@ -1068,7 +1068,7 @@
                 <w:color w:val="64748B"/>
                 <w:sz w:val="14"/>
               </w:rPr>
-              <w:t>Identification</w:t>
+              <w:t>Démographie</w:t>
             </w:r>
           </w:p>
         </w:tc>
@@ -1084,7 +1084,7 @@
                 <w:color w:val="16A34A"/>
                 <w:sz w:val="16"/>
               </w:rPr>
-              <w:t>—</w:t>
+              <w:t>s01q10_1</w:t>
             </w:r>
           </w:p>
         </w:tc>
@@ -1115,7 +1115,7 @@
                 <w:i w:val="0"/>
                 <w:sz w:val="17"/>
               </w:rPr>
-              <w:t>Prière de renseigner la bonne adresse.</w:t>
+              <w:t>La taille du ménage lors de l'enquête principale (7) de ce ménage est inférieur à la taille du denombrement (9), prière de fournir des explications concrètes ou aller revisiter le ménage.</w:t>
             </w:r>
           </w:p>
         </w:tc>
@@ -1148,7 +1148,7 @@
                 <w:i w:val="0"/>
                 <w:sz w:val="16"/>
               </w:rPr>
-              <w:t>S01</w:t>
+              <w:t>S02</w:t>
               <w:br/>
             </w:r>
             <w:r>
@@ -1158,7 +1158,7 @@
                 <w:color w:val="64748B"/>
                 <w:sz w:val="14"/>
               </w:rPr>
-              <w:t>Démographie</w:t>
+              <w:t>Éducation</w:t>
             </w:r>
           </w:p>
         </w:tc>
@@ -1174,7 +1174,7 @@
                 <w:color w:val="16A34A"/>
                 <w:sz w:val="16"/>
               </w:rPr>
-              <w:t>s01q10_1</w:t>
+              <w:t>s01q63, s00q04, s02q25, s01q00b, s02q17_2, s02q15_2</w:t>
             </w:r>
           </w:p>
         </w:tc>
@@ -1205,277 +1205,7 @@
                 <w:i w:val="0"/>
                 <w:sz w:val="17"/>
               </w:rPr>
-              <w:t>La taille du ménage lors de l'enquête principale (7) de ce ménage est inférieur à la taille du denombrement (9), prière de fournir des explications concrètes ou aller revisiter le ménage.</w:t>
-            </w:r>
-          </w:p>
-        </w:tc>
-      </w:tr>
-      <w:tr>
-        <w:tc>
-          <w:tcPr>
-            <w:tcW w:type="dxa" w:w="964"/>
-          </w:tcPr>
-          <w:p>
-            <w:r>
-              <w:rPr>
-                <w:b/>
-                <w:i w:val="0"/>
-                <w:color w:val="EA580C"/>
-                <w:sz w:val="16"/>
-              </w:rPr>
-              <w:t>Moyenne</w:t>
-            </w:r>
-          </w:p>
-        </w:tc>
-        <w:tc>
-          <w:tcPr>
-            <w:tcW w:type="dxa" w:w="1247"/>
-          </w:tcPr>
-          <w:p>
-            <w:r>
-              <w:rPr>
-                <w:b/>
-                <w:i w:val="0"/>
-                <w:sz w:val="16"/>
-              </w:rPr>
-              <w:t>S02</w:t>
-              <w:br/>
-            </w:r>
-            <w:r>
-              <w:rPr>
-                <w:b w:val="0"/>
-                <w:i w:val="0"/>
-                <w:color w:val="64748B"/>
-                <w:sz w:val="14"/>
-              </w:rPr>
-              <w:t>Éducation</w:t>
-            </w:r>
-          </w:p>
-        </w:tc>
-        <w:tc>
-          <w:tcPr>
-            <w:tcW w:type="dxa" w:w="1531"/>
-          </w:tcPr>
-          <w:p>
-            <w:r>
-              <w:rPr>
-                <w:b/>
-                <w:i w:val="0"/>
-                <w:color w:val="16A34A"/>
-                <w:sz w:val="16"/>
-              </w:rPr>
-              <w:t>—</w:t>
-            </w:r>
-          </w:p>
-        </w:tc>
-        <w:tc>
-          <w:tcPr>
-            <w:tcW w:type="dxa" w:w="1191"/>
-          </w:tcPr>
-          <w:p>
-            <w:r>
-              <w:rPr>
-                <w:b w:val="0"/>
-                <w:i w:val="0"/>
-                <w:color w:val="64748B"/>
-                <w:sz w:val="16"/>
-              </w:rPr>
-              <w:t>GT-CQ</w:t>
-            </w:r>
-          </w:p>
-        </w:tc>
-        <w:tc>
-          <w:tcPr>
-            <w:tcW w:type="dxa" w:w="4706"/>
-          </w:tcPr>
-          <w:p>
-            <w:r>
-              <w:rPr>
-                <w:b w:val="0"/>
-                <w:i w:val="0"/>
-                <w:sz w:val="17"/>
-              </w:rPr>
-              <w:t>veuillez, s'il vous plait, confirmer les frais de scolarité ( 1000 FCFA) payée de Awa Ba avec le QG ou apporter les corrections nécessaires.</w:t>
-            </w:r>
-          </w:p>
-        </w:tc>
-      </w:tr>
-      <w:tr>
-        <w:tc>
-          <w:tcPr>
-            <w:tcW w:type="dxa" w:w="964"/>
-          </w:tcPr>
-          <w:p>
-            <w:r>
-              <w:rPr>
-                <w:b/>
-                <w:i w:val="0"/>
-                <w:color w:val="EA580C"/>
-                <w:sz w:val="16"/>
-              </w:rPr>
-              <w:t>Moyenne</w:t>
-            </w:r>
-          </w:p>
-        </w:tc>
-        <w:tc>
-          <w:tcPr>
-            <w:tcW w:type="dxa" w:w="1247"/>
-          </w:tcPr>
-          <w:p>
-            <w:r>
-              <w:rPr>
-                <w:b/>
-                <w:i w:val="0"/>
-                <w:sz w:val="16"/>
-              </w:rPr>
-              <w:t>S02</w:t>
-              <w:br/>
-            </w:r>
-            <w:r>
-              <w:rPr>
-                <w:b w:val="0"/>
-                <w:i w:val="0"/>
-                <w:color w:val="64748B"/>
-                <w:sz w:val="14"/>
-              </w:rPr>
-              <w:t>Éducation</w:t>
-            </w:r>
-          </w:p>
-        </w:tc>
-        <w:tc>
-          <w:tcPr>
-            <w:tcW w:type="dxa" w:w="1531"/>
-          </w:tcPr>
-          <w:p>
-            <w:r>
-              <w:rPr>
-                <w:b/>
-                <w:i w:val="0"/>
-                <w:color w:val="16A34A"/>
-                <w:sz w:val="16"/>
-              </w:rPr>
-              <w:t>s01q63, s00q04, s02q25, s01q00b, s02q17_2, s02q15_2</w:t>
-            </w:r>
-          </w:p>
-        </w:tc>
-        <w:tc>
-          <w:tcPr>
-            <w:tcW w:type="dxa" w:w="1191"/>
-          </w:tcPr>
-          <w:p>
-            <w:r>
-              <w:rPr>
-                <w:b w:val="0"/>
-                <w:i w:val="0"/>
-                <w:color w:val="64748B"/>
-                <w:sz w:val="16"/>
-              </w:rPr>
-              <w:t>GT-CQ</w:t>
-            </w:r>
-          </w:p>
-        </w:tc>
-        <w:tc>
-          <w:tcPr>
-            <w:tcW w:type="dxa" w:w="4706"/>
-          </w:tcPr>
-          <w:p>
-            <w:r>
-              <w:rPr>
-                <w:b w:val="0"/>
-                <w:i w:val="0"/>
-                <w:sz w:val="17"/>
-              </w:rPr>
               <w:t>Dans les milieux urbains c'est peu probable de voir une école dont les élèves ou étudiants ne dépensent pas en frais d'uniformes, prière de verifier pour Awa Ba qui fréquente 1ére année de Primaire et corriger ou confirmer avec le QG.</w:t>
-            </w:r>
-          </w:p>
-        </w:tc>
-      </w:tr>
-      <w:tr>
-        <w:tc>
-          <w:tcPr>
-            <w:tcW w:type="dxa" w:w="964"/>
-          </w:tcPr>
-          <w:p>
-            <w:r>
-              <w:rPr>
-                <w:b/>
-                <w:i w:val="0"/>
-                <w:color w:val="EA580C"/>
-                <w:sz w:val="16"/>
-              </w:rPr>
-              <w:t>Moyenne</w:t>
-            </w:r>
-          </w:p>
-        </w:tc>
-        <w:tc>
-          <w:tcPr>
-            <w:tcW w:type="dxa" w:w="1247"/>
-          </w:tcPr>
-          <w:p>
-            <w:r>
-              <w:rPr>
-                <w:b/>
-                <w:i w:val="0"/>
-                <w:sz w:val="16"/>
-              </w:rPr>
-              <w:t>S02</w:t>
-              <w:br/>
-            </w:r>
-            <w:r>
-              <w:rPr>
-                <w:b w:val="0"/>
-                <w:i w:val="0"/>
-                <w:color w:val="64748B"/>
-                <w:sz w:val="14"/>
-              </w:rPr>
-              <w:t>Éducation</w:t>
-            </w:r>
-          </w:p>
-        </w:tc>
-        <w:tc>
-          <w:tcPr>
-            <w:tcW w:type="dxa" w:w="1531"/>
-          </w:tcPr>
-          <w:p>
-            <w:r>
-              <w:rPr>
-                <w:b/>
-                <w:i w:val="0"/>
-                <w:color w:val="16A34A"/>
-                <w:sz w:val="16"/>
-              </w:rPr>
-              <w:t>—</w:t>
-            </w:r>
-          </w:p>
-        </w:tc>
-        <w:tc>
-          <w:tcPr>
-            <w:tcW w:type="dxa" w:w="1191"/>
-          </w:tcPr>
-          <w:p>
-            <w:r>
-              <w:rPr>
-                <w:b w:val="0"/>
-                <w:i w:val="0"/>
-                <w:color w:val="64748B"/>
-                <w:sz w:val="16"/>
-              </w:rPr>
-              <w:t>GT-CQ</w:t>
-            </w:r>
-          </w:p>
-        </w:tc>
-        <w:tc>
-          <w:tcPr>
-            <w:tcW w:type="dxa" w:w="4706"/>
-          </w:tcPr>
-          <w:p>
-            <w:r>
-              <w:rPr>
-                <w:b w:val="0"/>
-                <w:i w:val="0"/>
-                <w:sz w:val="17"/>
-              </w:rPr>
-              <w:t>veuillez, s'il vous plait, confirmer les frais de scolarité ( 1000 FCFA) payée de Mariama Ba avec le QG ou apporter les corrections nécessaires.</w:t>
             </w:r>
           </w:p>
         </w:tc>
